--- a/Ozrit HR data/ozrit/HR/Management Documents/bharath gupta/may Payslip.docx
+++ b/Ozrit HR data/ozrit/HR/Management Documents/bharath gupta/may Payslip.docx
@@ -1,6 +1,6 @@
 
 <file path=word/document.xml><?xml version="1.0" encoding="utf-8"?>
-<w:document xmlns:wpc="http://schemas.microsoft.com/office/word/2010/wordprocessingCanvas" xmlns:mc="http://schemas.openxmlformats.org/markup-compatibility/2006" xmlns:o="urn:schemas-microsoft-com:office:office" xmlns:r="http://schemas.openxmlformats.org/officeDocument/2006/relationships" xmlns:m="http://schemas.openxmlformats.org/officeDocument/2006/math" xmlns:v="urn:schemas-microsoft-com:vml" xmlns:wp14="http://schemas.microsoft.com/office/word/2010/wordprocessingDrawing" xmlns:wp="http://schemas.openxmlformats.org/drawingml/2006/wordprocessingDrawing" xmlns:w10="urn:schemas-microsoft-com:office:word" xmlns:w="http://schemas.openxmlformats.org/wordprocessingml/2006/main" xmlns:w14="http://schemas.microsoft.com/office/word/2010/wordml" xmlns:w15="http://schemas.microsoft.com/office/word/2012/wordml" xmlns:wpg="http://schemas.microsoft.com/office/word/2010/wordprocessingGroup" xmlns:wpi="http://schemas.microsoft.com/office/word/2010/wordprocessingInk" xmlns:wne="http://schemas.microsoft.com/office/word/2006/wordml" xmlns:wps="http://schemas.microsoft.com/office/word/2010/wordprocessingShape" mc:Ignorable="w14 w15 wp14">
+<w:document xmlns:wpc="http://schemas.microsoft.com/office/word/2010/wordprocessingCanvas" xmlns:cx="http://schemas.microsoft.com/office/drawing/2014/chartex" xmlns:cx1="http://schemas.microsoft.com/office/drawing/2015/9/8/chartex" xmlns:cx2="http://schemas.microsoft.com/office/drawing/2015/10/21/chartex" xmlns:cx3="http://schemas.microsoft.com/office/drawing/2016/5/9/chartex" xmlns:cx4="http://schemas.microsoft.com/office/drawing/2016/5/10/chartex" xmlns:cx5="http://schemas.microsoft.com/office/drawing/2016/5/11/chartex" xmlns:cx6="http://schemas.microsoft.com/office/drawing/2016/5/12/chartex" xmlns:cx7="http://schemas.microsoft.com/office/drawing/2016/5/13/chartex" xmlns:cx8="http://schemas.microsoft.com/office/drawing/2016/5/14/chartex" xmlns:mc="http://schemas.openxmlformats.org/markup-compatibility/2006" xmlns:aink="http://schemas.microsoft.com/office/drawing/2016/ink" xmlns:am3d="http://schemas.microsoft.com/office/drawing/2017/model3d" xmlns:o="urn:schemas-microsoft-com:office:office" xmlns:oel="http://schemas.microsoft.com/office/2019/extlst" xmlns:r="http://schemas.openxmlformats.org/officeDocument/2006/relationships" xmlns:m="http://schemas.openxmlformats.org/officeDocument/2006/math" xmlns:v="urn:schemas-microsoft-com:vml" xmlns:wp14="http://schemas.microsoft.com/office/word/2010/wordprocessingDrawing" xmlns:wp="http://schemas.openxmlformats.org/drawingml/2006/wordprocessingDrawing" xmlns:w10="urn:schemas-microsoft-com:office:word" xmlns:w="http://schemas.openxmlformats.org/wordprocessingml/2006/main" xmlns:w14="http://schemas.microsoft.com/office/word/2010/wordml" xmlns:w15="http://schemas.microsoft.com/office/word/2012/wordml" xmlns:w16cex="http://schemas.microsoft.com/office/word/2018/wordml/cex" xmlns:w16cid="http://schemas.microsoft.com/office/word/2016/wordml/cid" xmlns:w16="http://schemas.microsoft.com/office/word/2018/wordml" xmlns:w16du="http://schemas.microsoft.com/office/word/2023/wordml/word16du" xmlns:w16sdtdh="http://schemas.microsoft.com/office/word/2020/wordml/sdtdatahash" xmlns:w16sdtfl="http://schemas.microsoft.com/office/word/2024/wordml/sdtformatlock" xmlns:w16se="http://schemas.microsoft.com/office/word/2015/wordml/symex" xmlns:wpg="http://schemas.microsoft.com/office/word/2010/wordprocessingGroup" xmlns:wpi="http://schemas.microsoft.com/office/word/2010/wordprocessingInk" xmlns:wne="http://schemas.microsoft.com/office/word/2006/wordml" xmlns:wps="http://schemas.microsoft.com/office/word/2010/wordprocessingShape" mc:Ignorable="w14 w15 w16se w16cid w16 w16cex w16sdtdh w16sdtfl w16du wp14">
   <w:body>
     <w:p>
       <w:pPr>
@@ -141,17 +141,17 @@
           <w:sz w:val="21"/>
           <w:szCs w:val="21"/>
         </w:rPr>
-        <w:t>02/07</w:t>
-      </w:r>
-      <w:r>
-        <w:rPr>
-          <w:rFonts w:ascii="Arial" w:eastAsia="Arial" w:hAnsi="Arial" w:cs="Arial"/>
+        <w:t>0</w:t>
+      </w:r>
+      <w:r>
+        <w:rPr>
+          <w:rFonts w:ascii="Arial" w:hAnsi="Arial" w:cs="Arial"/>
           <w:b/>
           <w:color w:val="545454"/>
           <w:sz w:val="21"/>
           <w:szCs w:val="21"/>
         </w:rPr>
-        <w:t>/202</w:t>
+        <w:t>2</w:t>
       </w:r>
       <w:r>
         <w:rPr>
@@ -161,16 +161,46 @@
           <w:sz w:val="21"/>
           <w:szCs w:val="21"/>
         </w:rPr>
-        <w:t>5</w:t>
-      </w:r>
-      <w:r>
-        <w:rPr>
-          <w:rFonts w:ascii="Arial" w:eastAsia="Arial" w:hAnsi="Arial" w:cs="Arial"/>
+        <w:t>/0</w:t>
+      </w:r>
+      <w:r>
+        <w:rPr>
+          <w:rFonts w:ascii="Arial" w:hAnsi="Arial" w:cs="Arial"/>
           <w:b/>
           <w:color w:val="545454"/>
           <w:sz w:val="21"/>
           <w:szCs w:val="21"/>
         </w:rPr>
+        <w:t>9</w:t>
+      </w:r>
+      <w:r>
+        <w:rPr>
+          <w:rFonts w:ascii="Arial" w:eastAsia="Arial" w:hAnsi="Arial" w:cs="Arial"/>
+          <w:b/>
+          <w:color w:val="545454"/>
+          <w:sz w:val="21"/>
+          <w:szCs w:val="21"/>
+        </w:rPr>
+        <w:t>/202</w:t>
+      </w:r>
+      <w:r>
+        <w:rPr>
+          <w:rFonts w:ascii="Arial" w:hAnsi="Arial" w:cs="Arial"/>
+          <w:b/>
+          <w:color w:val="545454"/>
+          <w:sz w:val="21"/>
+          <w:szCs w:val="21"/>
+        </w:rPr>
+        <w:t>5</w:t>
+      </w:r>
+      <w:r>
+        <w:rPr>
+          <w:rFonts w:ascii="Arial" w:eastAsia="Arial" w:hAnsi="Arial" w:cs="Arial"/>
+          <w:b/>
+          <w:color w:val="545454"/>
+          <w:sz w:val="21"/>
+          <w:szCs w:val="21"/>
+        </w:rPr>
         <w:t xml:space="preserve">                                                                                       </w:t>
       </w:r>
       <w:r>
@@ -181,17 +211,7 @@
           <w:sz w:val="23"/>
           <w:szCs w:val="23"/>
         </w:rPr>
-        <w:t>OZRIT AI Solutions PVT LTD</w:t>
-      </w:r>
-      <w:r>
-        <w:rPr>
-          <w:rFonts w:ascii="Arial" w:eastAsia="Arial" w:hAnsi="Arial" w:cs="Arial"/>
-          <w:b/>
-          <w:color w:val="545454"/>
-          <w:sz w:val="23"/>
-          <w:szCs w:val="23"/>
-        </w:rPr>
-        <w:t xml:space="preserve"> </w:t>
+        <w:t xml:space="preserve">OZRIT AI Solutions PVT LTD </w:t>
       </w:r>
       <w:r>
         <w:rPr>
@@ -238,7 +258,7 @@
           <w:sz w:val="21"/>
           <w:szCs w:val="21"/>
         </w:rPr>
-        <w:t>June</w:t>
+        <w:t>August</w:t>
       </w:r>
       <w:r>
         <w:rPr>
@@ -288,17 +308,7 @@
           <w:sz w:val="21"/>
           <w:szCs w:val="21"/>
         </w:rPr>
-        <w:t xml:space="preserve">         </w:t>
-      </w:r>
-      <w:r>
-        <w:rPr>
-          <w:rFonts w:ascii="Arial" w:hAnsi="Arial" w:cs="Arial"/>
-          <w:b/>
-          <w:color w:val="545454"/>
-          <w:sz w:val="21"/>
-          <w:szCs w:val="21"/>
-        </w:rPr>
-        <w:t xml:space="preserve"> </w:t>
+        <w:t xml:space="preserve">       </w:t>
       </w:r>
       <w:r>
         <w:rPr>
@@ -325,8 +335,9 @@
           <w:sz w:val="20"/>
           <w:szCs w:val="20"/>
         </w:rPr>
-        <w:t>Block–A</w:t>
-      </w:r>
+        <w:t>Block–</w:t>
+      </w:r>
+      <w:proofErr w:type="spellStart"/>
       <w:proofErr w:type="gramStart"/>
       <w:r>
         <w:rPr>
@@ -335,8 +346,9 @@
           <w:sz w:val="20"/>
           <w:szCs w:val="20"/>
         </w:rPr>
-        <w:t>,  The</w:t>
-      </w:r>
+        <w:t>A,The</w:t>
+      </w:r>
+      <w:proofErr w:type="spellEnd"/>
       <w:proofErr w:type="gramEnd"/>
       <w:r>
         <w:rPr>
@@ -401,8 +413,9 @@
           <w:sz w:val="20"/>
           <w:szCs w:val="20"/>
         </w:rPr>
-        <w:t>K</w:t>
-      </w:r>
+        <w:t>Kothaguda</w:t>
+      </w:r>
+      <w:proofErr w:type="spellEnd"/>
       <w:r>
         <w:rPr>
           <w:rFonts w:ascii="Arial" w:hAnsi="Arial" w:cs="Arial"/>
@@ -410,9 +423,9 @@
           <w:sz w:val="20"/>
           <w:szCs w:val="20"/>
         </w:rPr>
-        <w:t>othaguda</w:t>
-      </w:r>
-      <w:proofErr w:type="spellEnd"/>
+        <w:t xml:space="preserve"> </w:t>
+      </w:r>
+      <w:proofErr w:type="gramStart"/>
       <w:r>
         <w:rPr>
           <w:rFonts w:ascii="Arial" w:hAnsi="Arial" w:cs="Arial"/>
@@ -420,9 +433,8 @@
           <w:sz w:val="20"/>
           <w:szCs w:val="20"/>
         </w:rPr>
-        <w:t xml:space="preserve"> </w:t>
-      </w:r>
-      <w:proofErr w:type="gramStart"/>
+        <w:t>Road</w:t>
+      </w:r>
       <w:r>
         <w:rPr>
           <w:rFonts w:ascii="Arial" w:hAnsi="Arial" w:cs="Arial"/>
@@ -430,7 +442,7 @@
           <w:sz w:val="20"/>
           <w:szCs w:val="20"/>
         </w:rPr>
-        <w:t>Road</w:t>
+        <w:t xml:space="preserve"> </w:t>
       </w:r>
       <w:r>
         <w:rPr>
@@ -439,28 +451,8 @@
           <w:sz w:val="20"/>
           <w:szCs w:val="20"/>
         </w:rPr>
-        <w:t xml:space="preserve"> </w:t>
-      </w:r>
-      <w:r>
-        <w:rPr>
-          <w:rFonts w:ascii="Arial" w:hAnsi="Arial" w:cs="Arial"/>
-          <w:color w:val="545454"/>
-          <w:sz w:val="20"/>
-          <w:szCs w:val="20"/>
-        </w:rPr>
-        <w:t>,</w:t>
-      </w:r>
-      <w:proofErr w:type="spellStart"/>
-      <w:r>
-        <w:rPr>
-          <w:rFonts w:ascii="Arial" w:hAnsi="Arial" w:cs="Arial"/>
-          <w:color w:val="545454"/>
-          <w:sz w:val="20"/>
-          <w:szCs w:val="20"/>
-        </w:rPr>
-        <w:t>Gachibowli</w:t>
-      </w:r>
-      <w:proofErr w:type="spellEnd"/>
+        <w:t>,Gachibowli</w:t>
+      </w:r>
       <w:proofErr w:type="gramEnd"/>
       <w:r>
         <w:rPr>
@@ -699,8 +691,6 @@
         </w:rPr>
         <w:t xml:space="preserve">      </w:t>
       </w:r>
-      <w:bookmarkStart w:id="3" w:name="_GoBack"/>
-      <w:bookmarkEnd w:id="3"/>
     </w:p>
     <w:p>
       <w:pPr>
@@ -1556,6 +1546,7 @@
             <w:pPr>
               <w:spacing w:before="122"/>
               <w:rPr>
+                <w:rFonts w:ascii="Arial" w:hAnsi="Arial" w:cs="Arial"/>
                 <w:color w:val="545454"/>
                 <w:sz w:val="21"/>
                 <w:szCs w:val="21"/>
@@ -1571,6 +1562,7 @@
             </w:r>
             <w:r>
               <w:rPr>
+                <w:rFonts w:ascii="Arial" w:hAnsi="Arial" w:cs="Arial"/>
                 <w:b/>
                 <w:color w:val="545454"/>
                 <w:sz w:val="21"/>
@@ -2087,13 +2079,7 @@
         <w:rPr>
           <w:color w:val="545454"/>
         </w:rPr>
-        <w:t xml:space="preserve">  Payment Details          </w:t>
-      </w:r>
-      <w:r>
-        <w:rPr>
-          <w:color w:val="545454"/>
-        </w:rPr>
-        <w:t xml:space="preserve">                                                                     </w:t>
+        <w:t xml:space="preserve">  Payment Details                                                                               </w:t>
       </w:r>
     </w:p>
     <w:p>
@@ -2289,7 +2275,7 @@
 </file>
 
 <file path=word/endnotes.xml><?xml version="1.0" encoding="utf-8"?>
-<w:endnotes xmlns:wpc="http://schemas.microsoft.com/office/word/2010/wordprocessingCanvas" xmlns:mc="http://schemas.openxmlformats.org/markup-compatibility/2006" xmlns:o="urn:schemas-microsoft-com:office:office" xmlns:r="http://schemas.openxmlformats.org/officeDocument/2006/relationships" xmlns:m="http://schemas.openxmlformats.org/officeDocument/2006/math" xmlns:v="urn:schemas-microsoft-com:vml" xmlns:wp14="http://schemas.microsoft.com/office/word/2010/wordprocessingDrawing" xmlns:wp="http://schemas.openxmlformats.org/drawingml/2006/wordprocessingDrawing" xmlns:w10="urn:schemas-microsoft-com:office:word" xmlns:w="http://schemas.openxmlformats.org/wordprocessingml/2006/main" xmlns:w14="http://schemas.microsoft.com/office/word/2010/wordml" xmlns:w15="http://schemas.microsoft.com/office/word/2012/wordml" xmlns:wpg="http://schemas.microsoft.com/office/word/2010/wordprocessingGroup" xmlns:wpi="http://schemas.microsoft.com/office/word/2010/wordprocessingInk" xmlns:wne="http://schemas.microsoft.com/office/word/2006/wordml" xmlns:wps="http://schemas.microsoft.com/office/word/2010/wordprocessingShape" mc:Ignorable="w14 w15 wp14">
+<w:endnotes xmlns:wpc="http://schemas.microsoft.com/office/word/2010/wordprocessingCanvas" xmlns:cx="http://schemas.microsoft.com/office/drawing/2014/chartex" xmlns:cx1="http://schemas.microsoft.com/office/drawing/2015/9/8/chartex" xmlns:cx2="http://schemas.microsoft.com/office/drawing/2015/10/21/chartex" xmlns:cx3="http://schemas.microsoft.com/office/drawing/2016/5/9/chartex" xmlns:cx4="http://schemas.microsoft.com/office/drawing/2016/5/10/chartex" xmlns:cx5="http://schemas.microsoft.com/office/drawing/2016/5/11/chartex" xmlns:cx6="http://schemas.microsoft.com/office/drawing/2016/5/12/chartex" xmlns:cx7="http://schemas.microsoft.com/office/drawing/2016/5/13/chartex" xmlns:cx8="http://schemas.microsoft.com/office/drawing/2016/5/14/chartex" xmlns:mc="http://schemas.openxmlformats.org/markup-compatibility/2006" xmlns:aink="http://schemas.microsoft.com/office/drawing/2016/ink" xmlns:am3d="http://schemas.microsoft.com/office/drawing/2017/model3d" xmlns:o="urn:schemas-microsoft-com:office:office" xmlns:oel="http://schemas.microsoft.com/office/2019/extlst" xmlns:r="http://schemas.openxmlformats.org/officeDocument/2006/relationships" xmlns:m="http://schemas.openxmlformats.org/officeDocument/2006/math" xmlns:v="urn:schemas-microsoft-com:vml" xmlns:wp14="http://schemas.microsoft.com/office/word/2010/wordprocessingDrawing" xmlns:wp="http://schemas.openxmlformats.org/drawingml/2006/wordprocessingDrawing" xmlns:w10="urn:schemas-microsoft-com:office:word" xmlns:w="http://schemas.openxmlformats.org/wordprocessingml/2006/main" xmlns:w14="http://schemas.microsoft.com/office/word/2010/wordml" xmlns:w15="http://schemas.microsoft.com/office/word/2012/wordml" xmlns:w16cex="http://schemas.microsoft.com/office/word/2018/wordml/cex" xmlns:w16cid="http://schemas.microsoft.com/office/word/2016/wordml/cid" xmlns:w16="http://schemas.microsoft.com/office/word/2018/wordml" xmlns:w16du="http://schemas.microsoft.com/office/word/2023/wordml/word16du" xmlns:w16sdtdh="http://schemas.microsoft.com/office/word/2020/wordml/sdtdatahash" xmlns:w16sdtfl="http://schemas.microsoft.com/office/word/2024/wordml/sdtformatlock" xmlns:w16se="http://schemas.microsoft.com/office/word/2015/wordml/symex" xmlns:wpg="http://schemas.microsoft.com/office/word/2010/wordprocessingGroup" xmlns:wpi="http://schemas.microsoft.com/office/word/2010/wordprocessingInk" xmlns:wne="http://schemas.microsoft.com/office/word/2006/wordml" xmlns:wps="http://schemas.microsoft.com/office/word/2010/wordprocessingShape" mc:Ignorable="w14 w15 w16se w16cid w16 w16cex w16sdtdh w16sdtfl w16du wp14">
   <w:endnote w:type="separator" w:id="-1">
     <w:p>
       <w:r>
@@ -2308,7 +2294,7 @@
 </file>
 
 <file path=word/footer1.xml><?xml version="1.0" encoding="utf-8"?>
-<w:ftr xmlns:wpc="http://schemas.microsoft.com/office/word/2010/wordprocessingCanvas" xmlns:mc="http://schemas.openxmlformats.org/markup-compatibility/2006" xmlns:o="urn:schemas-microsoft-com:office:office" xmlns:r="http://schemas.openxmlformats.org/officeDocument/2006/relationships" xmlns:m="http://schemas.openxmlformats.org/officeDocument/2006/math" xmlns:v="urn:schemas-microsoft-com:vml" xmlns:wp14="http://schemas.microsoft.com/office/word/2010/wordprocessingDrawing" xmlns:wp="http://schemas.openxmlformats.org/drawingml/2006/wordprocessingDrawing" xmlns:w10="urn:schemas-microsoft-com:office:word" xmlns:w="http://schemas.openxmlformats.org/wordprocessingml/2006/main" xmlns:w14="http://schemas.microsoft.com/office/word/2010/wordml" xmlns:w15="http://schemas.microsoft.com/office/word/2012/wordml" xmlns:wpg="http://schemas.microsoft.com/office/word/2010/wordprocessingGroup" xmlns:wpi="http://schemas.microsoft.com/office/word/2010/wordprocessingInk" xmlns:wne="http://schemas.microsoft.com/office/word/2006/wordml" xmlns:wps="http://schemas.microsoft.com/office/word/2010/wordprocessingShape" mc:Ignorable="w14 w15 wp14">
+<w:ftr xmlns:wpc="http://schemas.microsoft.com/office/word/2010/wordprocessingCanvas" xmlns:cx="http://schemas.microsoft.com/office/drawing/2014/chartex" xmlns:cx1="http://schemas.microsoft.com/office/drawing/2015/9/8/chartex" xmlns:cx2="http://schemas.microsoft.com/office/drawing/2015/10/21/chartex" xmlns:cx3="http://schemas.microsoft.com/office/drawing/2016/5/9/chartex" xmlns:cx4="http://schemas.microsoft.com/office/drawing/2016/5/10/chartex" xmlns:cx5="http://schemas.microsoft.com/office/drawing/2016/5/11/chartex" xmlns:cx6="http://schemas.microsoft.com/office/drawing/2016/5/12/chartex" xmlns:cx7="http://schemas.microsoft.com/office/drawing/2016/5/13/chartex" xmlns:cx8="http://schemas.microsoft.com/office/drawing/2016/5/14/chartex" xmlns:mc="http://schemas.openxmlformats.org/markup-compatibility/2006" xmlns:aink="http://schemas.microsoft.com/office/drawing/2016/ink" xmlns:am3d="http://schemas.microsoft.com/office/drawing/2017/model3d" xmlns:o="urn:schemas-microsoft-com:office:office" xmlns:oel="http://schemas.microsoft.com/office/2019/extlst" xmlns:r="http://schemas.openxmlformats.org/officeDocument/2006/relationships" xmlns:m="http://schemas.openxmlformats.org/officeDocument/2006/math" xmlns:v="urn:schemas-microsoft-com:vml" xmlns:wp14="http://schemas.microsoft.com/office/word/2010/wordprocessingDrawing" xmlns:wp="http://schemas.openxmlformats.org/drawingml/2006/wordprocessingDrawing" xmlns:w10="urn:schemas-microsoft-com:office:word" xmlns:w="http://schemas.openxmlformats.org/wordprocessingml/2006/main" xmlns:w14="http://schemas.microsoft.com/office/word/2010/wordml" xmlns:w15="http://schemas.microsoft.com/office/word/2012/wordml" xmlns:w16cex="http://schemas.microsoft.com/office/word/2018/wordml/cex" xmlns:w16cid="http://schemas.microsoft.com/office/word/2016/wordml/cid" xmlns:w16="http://schemas.microsoft.com/office/word/2018/wordml" xmlns:w16du="http://schemas.microsoft.com/office/word/2023/wordml/word16du" xmlns:w16sdtdh="http://schemas.microsoft.com/office/word/2020/wordml/sdtdatahash" xmlns:w16sdtfl="http://schemas.microsoft.com/office/word/2024/wordml/sdtformatlock" xmlns:w16se="http://schemas.microsoft.com/office/word/2015/wordml/symex" xmlns:wpg="http://schemas.microsoft.com/office/word/2010/wordprocessingGroup" xmlns:wpi="http://schemas.microsoft.com/office/word/2010/wordprocessingInk" xmlns:wne="http://schemas.microsoft.com/office/word/2006/wordml" xmlns:wps="http://schemas.microsoft.com/office/word/2010/wordprocessingShape" mc:Ignorable="w14 w15 w16se w16cid w16 w16cex w16sdtdh w16sdtfl w16du wp14">
   <w:p>
     <w:pPr>
       <w:spacing w:before="1"/>
@@ -2335,7 +2321,7 @@
 </file>
 
 <file path=word/footnotes.xml><?xml version="1.0" encoding="utf-8"?>
-<w:footnotes xmlns:wpc="http://schemas.microsoft.com/office/word/2010/wordprocessingCanvas" xmlns:mc="http://schemas.openxmlformats.org/markup-compatibility/2006" xmlns:o="urn:schemas-microsoft-com:office:office" xmlns:r="http://schemas.openxmlformats.org/officeDocument/2006/relationships" xmlns:m="http://schemas.openxmlformats.org/officeDocument/2006/math" xmlns:v="urn:schemas-microsoft-com:vml" xmlns:wp14="http://schemas.microsoft.com/office/word/2010/wordprocessingDrawing" xmlns:wp="http://schemas.openxmlformats.org/drawingml/2006/wordprocessingDrawing" xmlns:w10="urn:schemas-microsoft-com:office:word" xmlns:w="http://schemas.openxmlformats.org/wordprocessingml/2006/main" xmlns:w14="http://schemas.microsoft.com/office/word/2010/wordml" xmlns:w15="http://schemas.microsoft.com/office/word/2012/wordml" xmlns:wpg="http://schemas.microsoft.com/office/word/2010/wordprocessingGroup" xmlns:wpi="http://schemas.microsoft.com/office/word/2010/wordprocessingInk" xmlns:wne="http://schemas.microsoft.com/office/word/2006/wordml" xmlns:wps="http://schemas.microsoft.com/office/word/2010/wordprocessingShape" mc:Ignorable="w14 w15 wp14">
+<w:footnotes xmlns:wpc="http://schemas.microsoft.com/office/word/2010/wordprocessingCanvas" xmlns:cx="http://schemas.microsoft.com/office/drawing/2014/chartex" xmlns:cx1="http://schemas.microsoft.com/office/drawing/2015/9/8/chartex" xmlns:cx2="http://schemas.microsoft.com/office/drawing/2015/10/21/chartex" xmlns:cx3="http://schemas.microsoft.com/office/drawing/2016/5/9/chartex" xmlns:cx4="http://schemas.microsoft.com/office/drawing/2016/5/10/chartex" xmlns:cx5="http://schemas.microsoft.com/office/drawing/2016/5/11/chartex" xmlns:cx6="http://schemas.microsoft.com/office/drawing/2016/5/12/chartex" xmlns:cx7="http://schemas.microsoft.com/office/drawing/2016/5/13/chartex" xmlns:cx8="http://schemas.microsoft.com/office/drawing/2016/5/14/chartex" xmlns:mc="http://schemas.openxmlformats.org/markup-compatibility/2006" xmlns:aink="http://schemas.microsoft.com/office/drawing/2016/ink" xmlns:am3d="http://schemas.microsoft.com/office/drawing/2017/model3d" xmlns:o="urn:schemas-microsoft-com:office:office" xmlns:oel="http://schemas.microsoft.com/office/2019/extlst" xmlns:r="http://schemas.openxmlformats.org/officeDocument/2006/relationships" xmlns:m="http://schemas.openxmlformats.org/officeDocument/2006/math" xmlns:v="urn:schemas-microsoft-com:vml" xmlns:wp14="http://schemas.microsoft.com/office/word/2010/wordprocessingDrawing" xmlns:wp="http://schemas.openxmlformats.org/drawingml/2006/wordprocessingDrawing" xmlns:w10="urn:schemas-microsoft-com:office:word" xmlns:w="http://schemas.openxmlformats.org/wordprocessingml/2006/main" xmlns:w14="http://schemas.microsoft.com/office/word/2010/wordml" xmlns:w15="http://schemas.microsoft.com/office/word/2012/wordml" xmlns:w16cex="http://schemas.microsoft.com/office/word/2018/wordml/cex" xmlns:w16cid="http://schemas.microsoft.com/office/word/2016/wordml/cid" xmlns:w16="http://schemas.microsoft.com/office/word/2018/wordml" xmlns:w16du="http://schemas.microsoft.com/office/word/2023/wordml/word16du" xmlns:w16sdtdh="http://schemas.microsoft.com/office/word/2020/wordml/sdtdatahash" xmlns:w16sdtfl="http://schemas.microsoft.com/office/word/2024/wordml/sdtformatlock" xmlns:w16se="http://schemas.microsoft.com/office/word/2015/wordml/symex" xmlns:wpg="http://schemas.microsoft.com/office/word/2010/wordprocessingGroup" xmlns:wpi="http://schemas.microsoft.com/office/word/2010/wordprocessingInk" xmlns:wne="http://schemas.microsoft.com/office/word/2006/wordml" xmlns:wps="http://schemas.microsoft.com/office/word/2010/wordprocessingShape" mc:Ignorable="w14 w15 w16se w16cid w16 w16cex w16sdtdh w16sdtfl w16du wp14">
   <w:footnote w:type="separator" w:id="-1">
     <w:p>
       <w:r>
@@ -2354,7 +2340,7 @@
 </file>
 
 <file path=word/header1.xml><?xml version="1.0" encoding="utf-8"?>
-<w:hdr xmlns:wpc="http://schemas.microsoft.com/office/word/2010/wordprocessingCanvas" xmlns:mc="http://schemas.openxmlformats.org/markup-compatibility/2006" xmlns:o="urn:schemas-microsoft-com:office:office" xmlns:r="http://schemas.openxmlformats.org/officeDocument/2006/relationships" xmlns:m="http://schemas.openxmlformats.org/officeDocument/2006/math" xmlns:v="urn:schemas-microsoft-com:vml" xmlns:wp14="http://schemas.microsoft.com/office/word/2010/wordprocessingDrawing" xmlns:wp="http://schemas.openxmlformats.org/drawingml/2006/wordprocessingDrawing" xmlns:w10="urn:schemas-microsoft-com:office:word" xmlns:w="http://schemas.openxmlformats.org/wordprocessingml/2006/main" xmlns:w14="http://schemas.microsoft.com/office/word/2010/wordml" xmlns:w15="http://schemas.microsoft.com/office/word/2012/wordml" xmlns:wpg="http://schemas.microsoft.com/office/word/2010/wordprocessingGroup" xmlns:wpi="http://schemas.microsoft.com/office/word/2010/wordprocessingInk" xmlns:wne="http://schemas.microsoft.com/office/word/2006/wordml" xmlns:wps="http://schemas.microsoft.com/office/word/2010/wordprocessingShape" mc:Ignorable="w14 w15 wp14">
+<w:hdr xmlns:wpc="http://schemas.microsoft.com/office/word/2010/wordprocessingCanvas" xmlns:cx="http://schemas.microsoft.com/office/drawing/2014/chartex" xmlns:cx1="http://schemas.microsoft.com/office/drawing/2015/9/8/chartex" xmlns:cx2="http://schemas.microsoft.com/office/drawing/2015/10/21/chartex" xmlns:cx3="http://schemas.microsoft.com/office/drawing/2016/5/9/chartex" xmlns:cx4="http://schemas.microsoft.com/office/drawing/2016/5/10/chartex" xmlns:cx5="http://schemas.microsoft.com/office/drawing/2016/5/11/chartex" xmlns:cx6="http://schemas.microsoft.com/office/drawing/2016/5/12/chartex" xmlns:cx7="http://schemas.microsoft.com/office/drawing/2016/5/13/chartex" xmlns:cx8="http://schemas.microsoft.com/office/drawing/2016/5/14/chartex" xmlns:mc="http://schemas.openxmlformats.org/markup-compatibility/2006" xmlns:aink="http://schemas.microsoft.com/office/drawing/2016/ink" xmlns:am3d="http://schemas.microsoft.com/office/drawing/2017/model3d" xmlns:o="urn:schemas-microsoft-com:office:office" xmlns:oel="http://schemas.microsoft.com/office/2019/extlst" xmlns:r="http://schemas.openxmlformats.org/officeDocument/2006/relationships" xmlns:m="http://schemas.openxmlformats.org/officeDocument/2006/math" xmlns:v="urn:schemas-microsoft-com:vml" xmlns:wp14="http://schemas.microsoft.com/office/word/2010/wordprocessingDrawing" xmlns:wp="http://schemas.openxmlformats.org/drawingml/2006/wordprocessingDrawing" xmlns:w10="urn:schemas-microsoft-com:office:word" xmlns:w="http://schemas.openxmlformats.org/wordprocessingml/2006/main" xmlns:w14="http://schemas.microsoft.com/office/word/2010/wordml" xmlns:w15="http://schemas.microsoft.com/office/word/2012/wordml" xmlns:w16cex="http://schemas.microsoft.com/office/word/2018/wordml/cex" xmlns:w16cid="http://schemas.microsoft.com/office/word/2016/wordml/cid" xmlns:w16="http://schemas.microsoft.com/office/word/2018/wordml" xmlns:w16du="http://schemas.microsoft.com/office/word/2023/wordml/word16du" xmlns:w16sdtdh="http://schemas.microsoft.com/office/word/2020/wordml/sdtdatahash" xmlns:w16sdtfl="http://schemas.microsoft.com/office/word/2024/wordml/sdtformatlock" xmlns:w16se="http://schemas.microsoft.com/office/word/2015/wordml/symex" xmlns:wpg="http://schemas.microsoft.com/office/word/2010/wordprocessingGroup" xmlns:wpi="http://schemas.microsoft.com/office/word/2010/wordprocessingInk" xmlns:wne="http://schemas.microsoft.com/office/word/2006/wordml" xmlns:wps="http://schemas.microsoft.com/office/word/2010/wordprocessingShape" mc:Ignorable="w14 w15 w16se w16cid w16 w16cex w16sdtdh w16sdtfl w16du wp14">
   <w:p>
     <w:pPr>
       <w:jc w:val="center"/>
@@ -2364,7 +2350,7 @@
         <w:noProof/>
       </w:rPr>
       <w:drawing>
-        <wp:inline distT="114300" distB="114300" distL="114300" distR="114300">
+        <wp:inline distT="114300" distB="114300" distL="114300" distR="114300" wp14:anchorId="538AB4AC" wp14:editId="0B420BD2">
           <wp:extent cx="6696075" cy="990600"/>
           <wp:effectExtent l="0" t="0" r="0" b="0"/>
           <wp:docPr id="1" name="image1.png"/>
@@ -2404,7 +2390,7 @@
 </file>
 
 <file path=word/styles.xml><?xml version="1.0" encoding="utf-8"?>
-<w:styles xmlns:mc="http://schemas.openxmlformats.org/markup-compatibility/2006" xmlns:r="http://schemas.openxmlformats.org/officeDocument/2006/relationships" xmlns:w="http://schemas.openxmlformats.org/wordprocessingml/2006/main" xmlns:w14="http://schemas.microsoft.com/office/word/2010/wordml" xmlns:w15="http://schemas.microsoft.com/office/word/2012/wordml" mc:Ignorable="w14 w15">
+<w:styles xmlns:mc="http://schemas.openxmlformats.org/markup-compatibility/2006" xmlns:r="http://schemas.openxmlformats.org/officeDocument/2006/relationships" xmlns:w="http://schemas.openxmlformats.org/wordprocessingml/2006/main" xmlns:w14="http://schemas.microsoft.com/office/word/2010/wordml" xmlns:w15="http://schemas.microsoft.com/office/word/2012/wordml" xmlns:w16cex="http://schemas.microsoft.com/office/word/2018/wordml/cex" xmlns:w16cid="http://schemas.microsoft.com/office/word/2016/wordml/cid" xmlns:w16="http://schemas.microsoft.com/office/word/2018/wordml" xmlns:w16du="http://schemas.microsoft.com/office/word/2023/wordml/word16du" xmlns:w16sdtdh="http://schemas.microsoft.com/office/word/2020/wordml/sdtdatahash" xmlns:w16sdtfl="http://schemas.microsoft.com/office/word/2024/wordml/sdtformatlock" xmlns:w16se="http://schemas.microsoft.com/office/word/2015/wordml/symex" mc:Ignorable="w14 w15 w16se w16cid w16 w16cex w16sdtdh w16sdtfl w16du">
   <w:docDefaults>
     <w:rPrDefault>
       <w:rPr>
@@ -2420,7 +2406,7 @@
       </w:pPr>
     </w:pPrDefault>
   </w:docDefaults>
-  <w:latentStyles w:defLockedState="0" w:defUIPriority="99" w:defSemiHidden="0" w:defUnhideWhenUsed="0" w:defQFormat="0" w:count="371">
+  <w:latentStyles w:defLockedState="0" w:defUIPriority="99" w:defSemiHidden="0" w:defUnhideWhenUsed="0" w:defQFormat="0" w:count="376">
     <w:lsdException w:name="Normal" w:uiPriority="0" w:qFormat="1"/>
     <w:lsdException w:name="heading 1" w:uiPriority="9" w:qFormat="1"/>
     <w:lsdException w:name="heading 2" w:semiHidden="1" w:uiPriority="9" w:unhideWhenUsed="1" w:qFormat="1"/>
@@ -2792,6 +2778,11 @@
     <w:lsdException w:name="List Table 5 Dark Accent 6" w:uiPriority="50"/>
     <w:lsdException w:name="List Table 6 Colorful Accent 6" w:uiPriority="51"/>
     <w:lsdException w:name="List Table 7 Colorful Accent 6" w:uiPriority="52"/>
+    <w:lsdException w:name="Mention" w:semiHidden="1" w:unhideWhenUsed="1"/>
+    <w:lsdException w:name="Smart Hyperlink" w:semiHidden="1" w:unhideWhenUsed="1"/>
+    <w:lsdException w:name="Hashtag" w:semiHidden="1" w:unhideWhenUsed="1"/>
+    <w:lsdException w:name="Unresolved Mention" w:semiHidden="1" w:unhideWhenUsed="1"/>
+    <w:lsdException w:name="Smart Link" w:semiHidden="1" w:unhideWhenUsed="1"/>
   </w:latentStyles>
   <w:style w:type="paragraph" w:default="1" w:styleId="Normal">
     <w:name w:val="Normal"/>
